--- a/public/pluglink/template_invest.docx
+++ b/public/pluglink/template_invest.docx
@@ -5072,6 +5072,7 @@
     </w:p>
     <w:p>
       <w:pPr>
+        <w:pageBreakBefore/>
         <w:jc w:val="center"/>
         <w:rPr>
           <w:b/>

--- a/public/pluglink/template_invest.docx
+++ b/public/pluglink/template_invest.docx
@@ -7187,10 +7187,11 @@
               <w:sdtContent>
                 <w:r>
                   <w:rPr>
+                    <w:rFonts w:ascii="MS Gothic" w:eastAsia="MS Gothic" w:hAnsi="MS Gothic"/>
                     <w:sz w:val="20"/>
                     <w:szCs w:val="20"/>
                   </w:rPr>
-                  <w:t>■</w:t>
+                  <w:t>☐</w:t>
                 </w:r>
               </w:sdtContent>
             </w:sdt>
@@ -7501,7 +7502,7 @@
                 <w:sz w:val="20"/>
                 <w:szCs w:val="20"/>
               </w:rPr>
-              <w:t>실외,노상</w:t>
+              <w:t>실외, 노상</w:t>
             </w:r>
           </w:p>
         </w:tc>

--- a/public/pluglink/template_invest.docx
+++ b/public/pluglink/template_invest.docx
@@ -4651,6 +4651,7 @@
         <w:sectPr>
           <w:headerReference w:type="default" r:id="rId8"/>
           <w:footerReference w:type="default" r:id="rId9"/>
+          <w:type w:val="continuous"/>
           <w:pgSz w:w="11906" w:h="16838"/>
           <w:pgMar w:top="851" w:right="720" w:bottom="851" w:left="720" w:header="0" w:footer="0" w:gutter="0"/>
           <w:cols w:space="720"/>

--- a/public/pluglink/template_invest.docx
+++ b/public/pluglink/template_invest.docx
@@ -5064,6 +5064,7 @@
           <w:szCs w:val="16"/>
         </w:rPr>
         <w:sectPr>
+          <w:type w:val="continuous"/>
           <w:pgSz w:w="11906" w:h="16838"/>
           <w:pgMar w:top="851" w:right="720" w:bottom="851" w:left="720" w:header="0" w:footer="0" w:gutter="0"/>
           <w:cols w:space="425"/>

--- a/public/pluglink/template_invest.docx
+++ b/public/pluglink/template_invest.docx
@@ -9615,6 +9615,63 @@
                 <w:szCs w:val="20"/>
               </w:rPr>
             </w:pPr>
+            <w:r>
+              <w:rPr>
+                <w:rFonts w:cs="굴림" w:hint="eastAsia"/>
+                <w:noProof/>
+                <w:sz w:val="20"/>
+                <w:szCs w:val="20"/>
+              </w:rPr>
+              <w:drawing>
+                <wp:anchor distT="0" distB="0" distL="114300" distR="114300" simplePos="0" relativeHeight="251658240" behindDoc="0" locked="0" layoutInCell="1" allowOverlap="1">
+                  <wp:simplePos x="0" y="0"/>
+                  <wp:positionH relativeFrom="column">
+                    <wp:posOffset>1081783</wp:posOffset>
+                  </wp:positionH>
+                  <wp:positionV relativeFrom="paragraph">
+                    <wp:posOffset>-97790</wp:posOffset>
+                  </wp:positionV>
+                  <wp:extent cx="445770" cy="445770"/>
+                  <wp:effectExtent l="0" t="0" r="0" b="0"/>
+                  <wp:wrapNone/>
+                  <wp:docPr id="1046753900" name="김종혁 직인"/>
+                  <wp:cNvGraphicFramePr>
+                    <a:graphicFrameLocks xmlns:a="http://schemas.openxmlformats.org/drawingml/2006/main" noChangeAspect="1"/>
+                  </wp:cNvGraphicFramePr>
+                  <a:graphic xmlns:a="http://schemas.openxmlformats.org/drawingml/2006/main">
+                    <a:graphicData uri="http://schemas.openxmlformats.org/drawingml/2006/picture">
+                      <pic:pic xmlns:pic="http://schemas.openxmlformats.org/drawingml/2006/picture">
+                        <pic:nvPicPr>
+                          <pic:cNvPr id="1046753900" name="김종혁 직인"/>
+                          <pic:cNvPicPr/>
+                        </pic:nvPicPr>
+                        <pic:blipFill>
+                          <a:blip r:embed="rId17" cstate="print"/>
+                          <a:stretch>
+                            <a:fillRect/>
+                          </a:stretch>
+                        </pic:blipFill>
+                        <pic:spPr>
+                          <a:xfrm>
+                            <a:off x="0" y="0"/>
+                            <a:ext cx="445770" cy="445770"/>
+                          </a:xfrm>
+                          <a:prstGeom prst="rect">
+                            <a:avLst/>
+                          </a:prstGeom>
+                        </pic:spPr>
+                      </pic:pic>
+                    </a:graphicData>
+                  </a:graphic>
+                  <wp14:sizeRelH relativeFrom="page">
+                    <wp14:pctWidth>0</wp14:pctWidth>
+                  </wp14:sizeRelH>
+                  <wp14:sizeRelV relativeFrom="page">
+                    <wp14:pctHeight>0</wp14:pctHeight>
+                  </wp14:sizeRelV>
+                </wp:anchor>
+              </w:drawing>
+            </w:r>
             <w:r>
               <w:t xml:space="preserve">     (인)</w:t>
             </w:r>
